--- a/Governance Documents/ASCO Constitution 2026.docx
+++ b/Governance Documents/ASCO Constitution 2026.docx
@@ -3129,7 +3129,13 @@
       <w:r>
         <w:t>FINAL HARMONISATION NOTE — 10 September 2026</w:t>
         <w:br/>
-        <w:t>This governance version has been harmonised with ASCO’s Board Charter, institutional portfolio, and public-facing organisational information, including the unified vision and mission, four-Director Board structure, distinction between statutory Directors and operational management roles, separation of governance and executive management, Board meeting frequency and quorum, MOI-aligned appointment and casting-vote provisions, Board committee and delegation principles, the Founder’s exclusion from financial authority, and the conditional nature of any future SARS PBO or section 18A approval. It is intended to operate subject to ASCO’s MOI, applicable law, and formally approved Board resolutions. Where a public-facing summary differs from this Constitution, the MOI and this Constitution shall prevail to the extent permitted by law.</w:t>
+        <w:t>This governance version has been harmonised with ASCO’s Board Charter, institutional portfolio, and public-facing organisational information, including the unified vision and mission, four-Director Board structure, distinction between statutory Directors and operational management roles, separation of governance and executive management, Board meeting frequency and quorum, MOI-aligned appointment and casting-vote provisions, Board committee and delegation principles, the Founder’s exclusion from financial authority, and the conditional nature of any current SARS PBO approval under reference 930092287 and pending Section 18A approval. It is intended to operate subject to ASCO’s MOI, applicable law, and formally approved Board resolutions. Where a public-facing summary differs from this Constitution, the MOI and this Constitution shall prevail to the extent permitted by law.</w:t>
+      </w:r>
+    </w:p>
+    <w:p>
+      <w:r>
+        <w:t>22.7 SENIOR NON-DIRECTOR LEADERSHIP
+The Board remains composed of exactly four Directors. Treasurer &amp; Finance Officer and Head of Programmes &amp; Community Development are non-director senior positions. Head of Partnerships, Gender &amp; Inclusion is an approved/planned non-director position and is VACANT. Operational titles do not confer statutory Directorship.</w:t>
       </w:r>
     </w:p>
     <w:p>

--- a/Governance Documents/ASCO Constitution 2026.docx
+++ b/Governance Documents/ASCO Constitution 2026.docx
@@ -3130,6 +3130,11 @@
         <w:t>FINAL HARMONISATION NOTE — 10 September 2026</w:t>
         <w:br/>
         <w:t>This governance version has been harmonised with ASCO’s Board Charter, institutional portfolio, and public-facing organisational information, including the unified vision and mission, four-Director Board structure, distinction between statutory Directors and operational management roles, separation of governance and executive management, Board meeting frequency and quorum, MOI-aligned appointment and casting-vote provisions, Board committee and delegation principles, the Founder’s exclusion from financial authority, and the conditional nature of any current SARS PBO approval under reference 930092287 and pending Section 18A approval. It is intended to operate subject to ASCO’s MOI, applicable law, and formally approved Board resolutions. Where a public-facing summary differs from this Constitution, the MOI and this Constitution shall prevail to the extent permitted by law.</w:t>
+      </w:r>
+    </w:p>
+    <w:p>
+      <w:r>
+        <w:t>Updated: 2 October 2026 — PBO status and related current information harmonised.</w:t>
       </w:r>
     </w:p>
     <w:p>
@@ -3295,7 +3300,7 @@
                 <w:b/>
                 <w:bCs/>
               </w:rPr>
-              <w:t>6 September 2026</w:t>
+              <w:t>2 October 2026</w:t>
             </w:r>
             <w:r>
               <w:br/>
@@ -3418,7 +3423,7 @@
                 <w:b/>
                 <w:bCs/>
               </w:rPr>
-              <w:t>6 September 2026</w:t>
+              <w:t>2 October 2026</w:t>
             </w:r>
             <w:r>
               <w:br/>
@@ -3550,7 +3555,7 @@
                 <w:b/>
                 <w:bCs/>
               </w:rPr>
-              <w:t>6 September 2026</w:t>
+              <w:t>2 October 2026</w:t>
             </w:r>
             <w:r>
               <w:br/>
@@ -3676,7 +3681,7 @@
                 <w:b/>
                 <w:bCs/>
               </w:rPr>
-              <w:t>6 September 2026</w:t>
+              <w:t>2 October 2026</w:t>
             </w:r>
             <w:r>
               <w:br/>

--- a/Governance Documents/ASCO Constitution 2026.docx
+++ b/Governance Documents/ASCO Constitution 2026.docx
@@ -3139,8 +3139,9 @@
     </w:p>
     <w:p>
       <w:r>
-        <w:t>22.7 SENIOR NON-DIRECTOR LEADERSHIP
-The Board remains composed of exactly four Directors. Treasurer &amp; Finance Officer and Head of Programmes &amp; Community Development are non-director senior positions. Head of Partnerships, Gender &amp; Inclusion is an approved/planned non-director position and is VACANT. Operational titles do not confer statutory Directorship.</w:t>
+        <w:t>22.7 SENIOR NON-DIRECTOR LEADERSHIP</w:t>
+        <w:br/>
+        <w:t>The Board remains composed of exactly four Directors. The following are non-director senior-management positions and do not amend the MOI or CIPC Board: Treasurer &amp; Finance Officer; Ms Angel Nokukhanya Gumede — Head of Humanitarian Affairs &amp; Emergency Response; Ms Thando Mathe — Head of Social Protection, Inclusion &amp; Safeguarding; and Mr Maguqu Meshack Mzimela — Head of Programmes, Research &amp; Strategic Partnerships. Operational titles do not confer statutory Directorship. All positions remain subject to Board-approved delegation, policies and accountability.</w:t>
       </w:r>
     </w:p>
     <w:p>
